--- a/lab_8.docx
+++ b/lab_8.docx
@@ -15,7 +15,23 @@
           <w:b/>
           <w:bCs/>
         </w:rPr>
-        <w:t>Laboratory work 8</w:t>
+        <w:t xml:space="preserve">Laboratory </w:t>
+      </w:r>
+      <w:proofErr w:type="spellStart"/>
+      <w:r>
+        <w:rPr>
+          <w:b/>
+          <w:bCs/>
+        </w:rPr>
+        <w:t>work</w:t>
+      </w:r>
+      <w:proofErr w:type="spellEnd"/>
+      <w:r>
+        <w:rPr>
+          <w:b/>
+          <w:bCs/>
+        </w:rPr>
+        <w:t xml:space="preserve"> 8</w:t>
       </w:r>
     </w:p>
     <w:p>
@@ -46,7 +62,231 @@
           <w:b/>
           <w:bCs/>
         </w:rPr>
-        <w:t>1. Create a view to show details of all flights that are departing on a specific date.</w:t>
+        <w:t xml:space="preserve">1. </w:t>
+      </w:r>
+      <w:proofErr w:type="spellStart"/>
+      <w:r>
+        <w:rPr>
+          <w:b/>
+          <w:bCs/>
+        </w:rPr>
+        <w:t>Create</w:t>
+      </w:r>
+      <w:proofErr w:type="spellEnd"/>
+      <w:r>
+        <w:rPr>
+          <w:b/>
+          <w:bCs/>
+        </w:rPr>
+        <w:t xml:space="preserve"> a </w:t>
+      </w:r>
+      <w:proofErr w:type="spellStart"/>
+      <w:r>
+        <w:rPr>
+          <w:b/>
+          <w:bCs/>
+        </w:rPr>
+        <w:t>view</w:t>
+      </w:r>
+      <w:proofErr w:type="spellEnd"/>
+      <w:r>
+        <w:rPr>
+          <w:b/>
+          <w:bCs/>
+        </w:rPr>
+        <w:t xml:space="preserve"> </w:t>
+      </w:r>
+      <w:proofErr w:type="spellStart"/>
+      <w:r>
+        <w:rPr>
+          <w:b/>
+          <w:bCs/>
+        </w:rPr>
+        <w:t>to</w:t>
+      </w:r>
+      <w:proofErr w:type="spellEnd"/>
+      <w:r>
+        <w:rPr>
+          <w:b/>
+          <w:bCs/>
+        </w:rPr>
+        <w:t xml:space="preserve"> </w:t>
+      </w:r>
+      <w:proofErr w:type="spellStart"/>
+      <w:r>
+        <w:rPr>
+          <w:b/>
+          <w:bCs/>
+        </w:rPr>
+        <w:t>show</w:t>
+      </w:r>
+      <w:proofErr w:type="spellEnd"/>
+      <w:r>
+        <w:rPr>
+          <w:b/>
+          <w:bCs/>
+        </w:rPr>
+        <w:t xml:space="preserve"> </w:t>
+      </w:r>
+      <w:proofErr w:type="spellStart"/>
+      <w:r>
+        <w:rPr>
+          <w:b/>
+          <w:bCs/>
+        </w:rPr>
+        <w:t>details</w:t>
+      </w:r>
+      <w:proofErr w:type="spellEnd"/>
+      <w:r>
+        <w:rPr>
+          <w:b/>
+          <w:bCs/>
+        </w:rPr>
+        <w:t xml:space="preserve"> </w:t>
+      </w:r>
+      <w:proofErr w:type="spellStart"/>
+      <w:r>
+        <w:rPr>
+          <w:b/>
+          <w:bCs/>
+        </w:rPr>
+        <w:t>of</w:t>
+      </w:r>
+      <w:proofErr w:type="spellEnd"/>
+      <w:r>
+        <w:rPr>
+          <w:b/>
+          <w:bCs/>
+        </w:rPr>
+        <w:t xml:space="preserve"> </w:t>
+      </w:r>
+      <w:proofErr w:type="spellStart"/>
+      <w:r>
+        <w:rPr>
+          <w:b/>
+          <w:bCs/>
+        </w:rPr>
+        <w:t>all</w:t>
+      </w:r>
+      <w:proofErr w:type="spellEnd"/>
+      <w:r>
+        <w:rPr>
+          <w:b/>
+          <w:bCs/>
+        </w:rPr>
+        <w:t xml:space="preserve"> </w:t>
+      </w:r>
+      <w:proofErr w:type="spellStart"/>
+      <w:r>
+        <w:rPr>
+          <w:b/>
+          <w:bCs/>
+        </w:rPr>
+        <w:t>flights</w:t>
+      </w:r>
+      <w:proofErr w:type="spellEnd"/>
+      <w:r>
+        <w:rPr>
+          <w:b/>
+          <w:bCs/>
+        </w:rPr>
+        <w:t xml:space="preserve"> </w:t>
+      </w:r>
+      <w:proofErr w:type="spellStart"/>
+      <w:r>
+        <w:rPr>
+          <w:b/>
+          <w:bCs/>
+        </w:rPr>
+        <w:t>that</w:t>
+      </w:r>
+      <w:proofErr w:type="spellEnd"/>
+      <w:r>
+        <w:rPr>
+          <w:b/>
+          <w:bCs/>
+        </w:rPr>
+        <w:t xml:space="preserve"> </w:t>
+      </w:r>
+      <w:proofErr w:type="spellStart"/>
+      <w:r>
+        <w:rPr>
+          <w:b/>
+          <w:bCs/>
+        </w:rPr>
+        <w:t>are</w:t>
+      </w:r>
+      <w:proofErr w:type="spellEnd"/>
+      <w:r>
+        <w:rPr>
+          <w:b/>
+          <w:bCs/>
+        </w:rPr>
+        <w:t xml:space="preserve"> </w:t>
+      </w:r>
+      <w:proofErr w:type="spellStart"/>
+      <w:r>
+        <w:rPr>
+          <w:b/>
+          <w:bCs/>
+        </w:rPr>
+        <w:t>departing</w:t>
+      </w:r>
+      <w:proofErr w:type="spellEnd"/>
+      <w:r>
+        <w:rPr>
+          <w:b/>
+          <w:bCs/>
+        </w:rPr>
+        <w:t xml:space="preserve"> </w:t>
+      </w:r>
+      <w:proofErr w:type="spellStart"/>
+      <w:r>
+        <w:rPr>
+          <w:b/>
+          <w:bCs/>
+        </w:rPr>
+        <w:t>on</w:t>
+      </w:r>
+      <w:proofErr w:type="spellEnd"/>
+      <w:r>
+        <w:rPr>
+          <w:b/>
+          <w:bCs/>
+        </w:rPr>
+        <w:t xml:space="preserve"> a </w:t>
+      </w:r>
+      <w:proofErr w:type="spellStart"/>
+      <w:r>
+        <w:rPr>
+          <w:b/>
+          <w:bCs/>
+        </w:rPr>
+        <w:t>specific</w:t>
+      </w:r>
+      <w:proofErr w:type="spellEnd"/>
+      <w:r>
+        <w:rPr>
+          <w:b/>
+          <w:bCs/>
+        </w:rPr>
+        <w:t xml:space="preserve"> </w:t>
+      </w:r>
+      <w:proofErr w:type="spellStart"/>
+      <w:r>
+        <w:rPr>
+          <w:b/>
+          <w:bCs/>
+        </w:rPr>
+        <w:t>date</w:t>
+      </w:r>
+      <w:proofErr w:type="spellEnd"/>
+      <w:r>
+        <w:rPr>
+          <w:b/>
+          <w:bCs/>
+        </w:rPr>
+        <w:t>.</w:t>
       </w:r>
     </w:p>
     <w:p>
@@ -60,6 +300,7 @@
         <w:rPr>
           <w:b/>
           <w:bCs/>
+          <w:noProof/>
         </w:rPr>
         <w:drawing>
           <wp:inline distT="0" distB="0" distL="0" distR="0" wp14:anchorId="2A3F0A61" wp14:editId="7BB088B8">
@@ -110,7 +351,231 @@
           <w:b/>
           <w:bCs/>
         </w:rPr>
-        <w:t>2. Create a view that shows bookings for flights scheduled to depart within the next week.</w:t>
+        <w:t xml:space="preserve">2. </w:t>
+      </w:r>
+      <w:proofErr w:type="spellStart"/>
+      <w:r>
+        <w:rPr>
+          <w:b/>
+          <w:bCs/>
+        </w:rPr>
+        <w:t>Create</w:t>
+      </w:r>
+      <w:proofErr w:type="spellEnd"/>
+      <w:r>
+        <w:rPr>
+          <w:b/>
+          <w:bCs/>
+        </w:rPr>
+        <w:t xml:space="preserve"> a </w:t>
+      </w:r>
+      <w:proofErr w:type="spellStart"/>
+      <w:r>
+        <w:rPr>
+          <w:b/>
+          <w:bCs/>
+        </w:rPr>
+        <w:t>view</w:t>
+      </w:r>
+      <w:proofErr w:type="spellEnd"/>
+      <w:r>
+        <w:rPr>
+          <w:b/>
+          <w:bCs/>
+        </w:rPr>
+        <w:t xml:space="preserve"> </w:t>
+      </w:r>
+      <w:proofErr w:type="spellStart"/>
+      <w:r>
+        <w:rPr>
+          <w:b/>
+          <w:bCs/>
+        </w:rPr>
+        <w:t>that</w:t>
+      </w:r>
+      <w:proofErr w:type="spellEnd"/>
+      <w:r>
+        <w:rPr>
+          <w:b/>
+          <w:bCs/>
+        </w:rPr>
+        <w:t xml:space="preserve"> </w:t>
+      </w:r>
+      <w:proofErr w:type="spellStart"/>
+      <w:r>
+        <w:rPr>
+          <w:b/>
+          <w:bCs/>
+        </w:rPr>
+        <w:t>shows</w:t>
+      </w:r>
+      <w:proofErr w:type="spellEnd"/>
+      <w:r>
+        <w:rPr>
+          <w:b/>
+          <w:bCs/>
+        </w:rPr>
+        <w:t xml:space="preserve"> </w:t>
+      </w:r>
+      <w:proofErr w:type="spellStart"/>
+      <w:r>
+        <w:rPr>
+          <w:b/>
+          <w:bCs/>
+        </w:rPr>
+        <w:t>bookings</w:t>
+      </w:r>
+      <w:proofErr w:type="spellEnd"/>
+      <w:r>
+        <w:rPr>
+          <w:b/>
+          <w:bCs/>
+        </w:rPr>
+        <w:t xml:space="preserve"> </w:t>
+      </w:r>
+      <w:proofErr w:type="spellStart"/>
+      <w:r>
+        <w:rPr>
+          <w:b/>
+          <w:bCs/>
+        </w:rPr>
+        <w:t>for</w:t>
+      </w:r>
+      <w:proofErr w:type="spellEnd"/>
+      <w:r>
+        <w:rPr>
+          <w:b/>
+          <w:bCs/>
+        </w:rPr>
+        <w:t xml:space="preserve"> </w:t>
+      </w:r>
+      <w:proofErr w:type="spellStart"/>
+      <w:r>
+        <w:rPr>
+          <w:b/>
+          <w:bCs/>
+        </w:rPr>
+        <w:t>flights</w:t>
+      </w:r>
+      <w:proofErr w:type="spellEnd"/>
+      <w:r>
+        <w:rPr>
+          <w:b/>
+          <w:bCs/>
+        </w:rPr>
+        <w:t xml:space="preserve"> </w:t>
+      </w:r>
+      <w:proofErr w:type="spellStart"/>
+      <w:r>
+        <w:rPr>
+          <w:b/>
+          <w:bCs/>
+        </w:rPr>
+        <w:t>scheduled</w:t>
+      </w:r>
+      <w:proofErr w:type="spellEnd"/>
+      <w:r>
+        <w:rPr>
+          <w:b/>
+          <w:bCs/>
+        </w:rPr>
+        <w:t xml:space="preserve"> </w:t>
+      </w:r>
+      <w:proofErr w:type="spellStart"/>
+      <w:r>
+        <w:rPr>
+          <w:b/>
+          <w:bCs/>
+        </w:rPr>
+        <w:t>to</w:t>
+      </w:r>
+      <w:proofErr w:type="spellEnd"/>
+      <w:r>
+        <w:rPr>
+          <w:b/>
+          <w:bCs/>
+        </w:rPr>
+        <w:t xml:space="preserve"> </w:t>
+      </w:r>
+      <w:proofErr w:type="spellStart"/>
+      <w:r>
+        <w:rPr>
+          <w:b/>
+          <w:bCs/>
+        </w:rPr>
+        <w:t>depart</w:t>
+      </w:r>
+      <w:proofErr w:type="spellEnd"/>
+      <w:r>
+        <w:rPr>
+          <w:b/>
+          <w:bCs/>
+        </w:rPr>
+        <w:t xml:space="preserve"> </w:t>
+      </w:r>
+      <w:proofErr w:type="spellStart"/>
+      <w:r>
+        <w:rPr>
+          <w:b/>
+          <w:bCs/>
+        </w:rPr>
+        <w:t>within</w:t>
+      </w:r>
+      <w:proofErr w:type="spellEnd"/>
+      <w:r>
+        <w:rPr>
+          <w:b/>
+          <w:bCs/>
+        </w:rPr>
+        <w:t xml:space="preserve"> </w:t>
+      </w:r>
+      <w:proofErr w:type="spellStart"/>
+      <w:r>
+        <w:rPr>
+          <w:b/>
+          <w:bCs/>
+        </w:rPr>
+        <w:t>the</w:t>
+      </w:r>
+      <w:proofErr w:type="spellEnd"/>
+      <w:r>
+        <w:rPr>
+          <w:b/>
+          <w:bCs/>
+        </w:rPr>
+        <w:t xml:space="preserve"> </w:t>
+      </w:r>
+      <w:proofErr w:type="spellStart"/>
+      <w:r>
+        <w:rPr>
+          <w:b/>
+          <w:bCs/>
+        </w:rPr>
+        <w:t>next</w:t>
+      </w:r>
+      <w:proofErr w:type="spellEnd"/>
+      <w:r>
+        <w:rPr>
+          <w:b/>
+          <w:bCs/>
+        </w:rPr>
+        <w:t xml:space="preserve"> </w:t>
+      </w:r>
+      <w:proofErr w:type="spellStart"/>
+      <w:r>
+        <w:rPr>
+          <w:b/>
+          <w:bCs/>
+        </w:rPr>
+        <w:t>week</w:t>
+      </w:r>
+      <w:proofErr w:type="spellEnd"/>
+      <w:r>
+        <w:rPr>
+          <w:b/>
+          <w:bCs/>
+        </w:rPr>
+        <w:t>.</w:t>
       </w:r>
     </w:p>
     <w:p>
@@ -124,6 +589,7 @@
         <w:rPr>
           <w:b/>
           <w:bCs/>
+          <w:noProof/>
         </w:rPr>
         <w:drawing>
           <wp:inline distT="0" distB="0" distL="0" distR="0" wp14:anchorId="4A27381B" wp14:editId="1BAEC730">
@@ -175,7 +641,263 @@
           <w:b/>
           <w:bCs/>
         </w:rPr>
-        <w:t>3. Create a view to show the top 5 most popular flight routes based on the number of bookings.</w:t>
+        <w:t xml:space="preserve">3. </w:t>
+      </w:r>
+      <w:proofErr w:type="spellStart"/>
+      <w:r>
+        <w:rPr>
+          <w:b/>
+          <w:bCs/>
+        </w:rPr>
+        <w:t>Create</w:t>
+      </w:r>
+      <w:proofErr w:type="spellEnd"/>
+      <w:r>
+        <w:rPr>
+          <w:b/>
+          <w:bCs/>
+        </w:rPr>
+        <w:t xml:space="preserve"> a </w:t>
+      </w:r>
+      <w:proofErr w:type="spellStart"/>
+      <w:r>
+        <w:rPr>
+          <w:b/>
+          <w:bCs/>
+        </w:rPr>
+        <w:t>view</w:t>
+      </w:r>
+      <w:proofErr w:type="spellEnd"/>
+      <w:r>
+        <w:rPr>
+          <w:b/>
+          <w:bCs/>
+        </w:rPr>
+        <w:t xml:space="preserve"> </w:t>
+      </w:r>
+      <w:proofErr w:type="spellStart"/>
+      <w:r>
+        <w:rPr>
+          <w:b/>
+          <w:bCs/>
+        </w:rPr>
+        <w:t>to</w:t>
+      </w:r>
+      <w:proofErr w:type="spellEnd"/>
+      <w:r>
+        <w:rPr>
+          <w:b/>
+          <w:bCs/>
+        </w:rPr>
+        <w:t xml:space="preserve"> </w:t>
+      </w:r>
+      <w:proofErr w:type="spellStart"/>
+      <w:r>
+        <w:rPr>
+          <w:b/>
+          <w:bCs/>
+        </w:rPr>
+        <w:t>show</w:t>
+      </w:r>
+      <w:proofErr w:type="spellEnd"/>
+      <w:r>
+        <w:rPr>
+          <w:b/>
+          <w:bCs/>
+        </w:rPr>
+        <w:t xml:space="preserve"> </w:t>
+      </w:r>
+      <w:proofErr w:type="spellStart"/>
+      <w:r>
+        <w:rPr>
+          <w:b/>
+          <w:bCs/>
+        </w:rPr>
+        <w:t>the</w:t>
+      </w:r>
+      <w:proofErr w:type="spellEnd"/>
+      <w:r>
+        <w:rPr>
+          <w:b/>
+          <w:bCs/>
+        </w:rPr>
+        <w:t xml:space="preserve"> </w:t>
+      </w:r>
+      <w:proofErr w:type="spellStart"/>
+      <w:r>
+        <w:rPr>
+          <w:b/>
+          <w:bCs/>
+        </w:rPr>
+        <w:t>top</w:t>
+      </w:r>
+      <w:proofErr w:type="spellEnd"/>
+      <w:r>
+        <w:rPr>
+          <w:b/>
+          <w:bCs/>
+        </w:rPr>
+        <w:t xml:space="preserve"> 5 </w:t>
+      </w:r>
+      <w:proofErr w:type="spellStart"/>
+      <w:r>
+        <w:rPr>
+          <w:b/>
+          <w:bCs/>
+        </w:rPr>
+        <w:t>most</w:t>
+      </w:r>
+      <w:proofErr w:type="spellEnd"/>
+      <w:r>
+        <w:rPr>
+          <w:b/>
+          <w:bCs/>
+        </w:rPr>
+        <w:t xml:space="preserve"> </w:t>
+      </w:r>
+      <w:proofErr w:type="spellStart"/>
+      <w:r>
+        <w:rPr>
+          <w:b/>
+          <w:bCs/>
+        </w:rPr>
+        <w:t>popular</w:t>
+      </w:r>
+      <w:proofErr w:type="spellEnd"/>
+      <w:r>
+        <w:rPr>
+          <w:b/>
+          <w:bCs/>
+        </w:rPr>
+        <w:t xml:space="preserve"> </w:t>
+      </w:r>
+      <w:proofErr w:type="spellStart"/>
+      <w:r>
+        <w:rPr>
+          <w:b/>
+          <w:bCs/>
+        </w:rPr>
+        <w:t>flight</w:t>
+      </w:r>
+      <w:proofErr w:type="spellEnd"/>
+      <w:r>
+        <w:rPr>
+          <w:b/>
+          <w:bCs/>
+        </w:rPr>
+        <w:t xml:space="preserve"> </w:t>
+      </w:r>
+      <w:proofErr w:type="spellStart"/>
+      <w:r>
+        <w:rPr>
+          <w:b/>
+          <w:bCs/>
+        </w:rPr>
+        <w:t>routes</w:t>
+      </w:r>
+      <w:proofErr w:type="spellEnd"/>
+      <w:r>
+        <w:rPr>
+          <w:b/>
+          <w:bCs/>
+        </w:rPr>
+        <w:t xml:space="preserve"> </w:t>
+      </w:r>
+      <w:proofErr w:type="spellStart"/>
+      <w:r>
+        <w:rPr>
+          <w:b/>
+          <w:bCs/>
+        </w:rPr>
+        <w:t>based</w:t>
+      </w:r>
+      <w:proofErr w:type="spellEnd"/>
+      <w:r>
+        <w:rPr>
+          <w:b/>
+          <w:bCs/>
+        </w:rPr>
+        <w:t xml:space="preserve"> </w:t>
+      </w:r>
+      <w:proofErr w:type="spellStart"/>
+      <w:r>
+        <w:rPr>
+          <w:b/>
+          <w:bCs/>
+        </w:rPr>
+        <w:t>on</w:t>
+      </w:r>
+      <w:proofErr w:type="spellEnd"/>
+      <w:r>
+        <w:rPr>
+          <w:b/>
+          <w:bCs/>
+        </w:rPr>
+        <w:t xml:space="preserve"> </w:t>
+      </w:r>
+      <w:proofErr w:type="spellStart"/>
+      <w:r>
+        <w:rPr>
+          <w:b/>
+          <w:bCs/>
+        </w:rPr>
+        <w:t>the</w:t>
+      </w:r>
+      <w:proofErr w:type="spellEnd"/>
+      <w:r>
+        <w:rPr>
+          <w:b/>
+          <w:bCs/>
+        </w:rPr>
+        <w:t xml:space="preserve"> </w:t>
+      </w:r>
+      <w:proofErr w:type="spellStart"/>
+      <w:r>
+        <w:rPr>
+          <w:b/>
+          <w:bCs/>
+        </w:rPr>
+        <w:t>number</w:t>
+      </w:r>
+      <w:proofErr w:type="spellEnd"/>
+      <w:r>
+        <w:rPr>
+          <w:b/>
+          <w:bCs/>
+        </w:rPr>
+        <w:t xml:space="preserve"> </w:t>
+      </w:r>
+      <w:proofErr w:type="spellStart"/>
+      <w:r>
+        <w:rPr>
+          <w:b/>
+          <w:bCs/>
+        </w:rPr>
+        <w:t>of</w:t>
+      </w:r>
+      <w:proofErr w:type="spellEnd"/>
+      <w:r>
+        <w:rPr>
+          <w:b/>
+          <w:bCs/>
+        </w:rPr>
+        <w:t xml:space="preserve"> </w:t>
+      </w:r>
+      <w:proofErr w:type="spellStart"/>
+      <w:r>
+        <w:rPr>
+          <w:b/>
+          <w:bCs/>
+        </w:rPr>
+        <w:t>bookings</w:t>
+      </w:r>
+      <w:proofErr w:type="spellEnd"/>
+      <w:r>
+        <w:rPr>
+          <w:b/>
+          <w:bCs/>
+        </w:rPr>
+        <w:t>.</w:t>
       </w:r>
     </w:p>
     <w:p>
@@ -189,6 +911,7 @@
         <w:rPr>
           <w:b/>
           <w:bCs/>
+          <w:noProof/>
         </w:rPr>
         <w:drawing>
           <wp:inline distT="0" distB="0" distL="0" distR="0" wp14:anchorId="2387C5B4" wp14:editId="5C92059F">
@@ -240,7 +963,151 @@
           <w:bCs/>
         </w:rPr>
         <w:lastRenderedPageBreak/>
-        <w:t>4. Create a view that lists all flights for a specific airline.</w:t>
+        <w:t xml:space="preserve">4. </w:t>
+      </w:r>
+      <w:proofErr w:type="spellStart"/>
+      <w:r>
+        <w:rPr>
+          <w:b/>
+          <w:bCs/>
+        </w:rPr>
+        <w:t>Create</w:t>
+      </w:r>
+      <w:proofErr w:type="spellEnd"/>
+      <w:r>
+        <w:rPr>
+          <w:b/>
+          <w:bCs/>
+        </w:rPr>
+        <w:t xml:space="preserve"> a </w:t>
+      </w:r>
+      <w:proofErr w:type="spellStart"/>
+      <w:r>
+        <w:rPr>
+          <w:b/>
+          <w:bCs/>
+        </w:rPr>
+        <w:t>view</w:t>
+      </w:r>
+      <w:proofErr w:type="spellEnd"/>
+      <w:r>
+        <w:rPr>
+          <w:b/>
+          <w:bCs/>
+        </w:rPr>
+        <w:t xml:space="preserve"> </w:t>
+      </w:r>
+      <w:proofErr w:type="spellStart"/>
+      <w:r>
+        <w:rPr>
+          <w:b/>
+          <w:bCs/>
+        </w:rPr>
+        <w:t>that</w:t>
+      </w:r>
+      <w:proofErr w:type="spellEnd"/>
+      <w:r>
+        <w:rPr>
+          <w:b/>
+          <w:bCs/>
+        </w:rPr>
+        <w:t xml:space="preserve"> </w:t>
+      </w:r>
+      <w:proofErr w:type="spellStart"/>
+      <w:r>
+        <w:rPr>
+          <w:b/>
+          <w:bCs/>
+        </w:rPr>
+        <w:t>lists</w:t>
+      </w:r>
+      <w:proofErr w:type="spellEnd"/>
+      <w:r>
+        <w:rPr>
+          <w:b/>
+          <w:bCs/>
+        </w:rPr>
+        <w:t xml:space="preserve"> </w:t>
+      </w:r>
+      <w:proofErr w:type="spellStart"/>
+      <w:r>
+        <w:rPr>
+          <w:b/>
+          <w:bCs/>
+        </w:rPr>
+        <w:t>all</w:t>
+      </w:r>
+      <w:proofErr w:type="spellEnd"/>
+      <w:r>
+        <w:rPr>
+          <w:b/>
+          <w:bCs/>
+        </w:rPr>
+        <w:t xml:space="preserve"> </w:t>
+      </w:r>
+      <w:proofErr w:type="spellStart"/>
+      <w:r>
+        <w:rPr>
+          <w:b/>
+          <w:bCs/>
+        </w:rPr>
+        <w:t>flights</w:t>
+      </w:r>
+      <w:proofErr w:type="spellEnd"/>
+      <w:r>
+        <w:rPr>
+          <w:b/>
+          <w:bCs/>
+        </w:rPr>
+        <w:t xml:space="preserve"> </w:t>
+      </w:r>
+      <w:proofErr w:type="spellStart"/>
+      <w:r>
+        <w:rPr>
+          <w:b/>
+          <w:bCs/>
+        </w:rPr>
+        <w:t>for</w:t>
+      </w:r>
+      <w:proofErr w:type="spellEnd"/>
+      <w:r>
+        <w:rPr>
+          <w:b/>
+          <w:bCs/>
+        </w:rPr>
+        <w:t xml:space="preserve"> a </w:t>
+      </w:r>
+      <w:proofErr w:type="spellStart"/>
+      <w:r>
+        <w:rPr>
+          <w:b/>
+          <w:bCs/>
+        </w:rPr>
+        <w:t>specific</w:t>
+      </w:r>
+      <w:proofErr w:type="spellEnd"/>
+      <w:r>
+        <w:rPr>
+          <w:b/>
+          <w:bCs/>
+        </w:rPr>
+        <w:t xml:space="preserve"> </w:t>
+      </w:r>
+      <w:proofErr w:type="spellStart"/>
+      <w:r>
+        <w:rPr>
+          <w:b/>
+          <w:bCs/>
+        </w:rPr>
+        <w:t>airline</w:t>
+      </w:r>
+      <w:proofErr w:type="spellEnd"/>
+      <w:r>
+        <w:rPr>
+          <w:b/>
+          <w:bCs/>
+        </w:rPr>
+        <w:t>.</w:t>
       </w:r>
     </w:p>
     <w:p>
@@ -254,6 +1121,7 @@
         <w:rPr>
           <w:b/>
           <w:bCs/>
+          <w:noProof/>
         </w:rPr>
         <w:drawing>
           <wp:inline distT="0" distB="0" distL="0" distR="0" wp14:anchorId="51D5B478" wp14:editId="199C1E6F">
@@ -304,7 +1172,295 @@
           <w:b/>
           <w:bCs/>
         </w:rPr>
-        <w:t>5. Modify the view created in task 4 to show only flights departing within the next 7 days for a specific airline.</w:t>
+        <w:t xml:space="preserve">5. </w:t>
+      </w:r>
+      <w:proofErr w:type="spellStart"/>
+      <w:r>
+        <w:rPr>
+          <w:b/>
+          <w:bCs/>
+        </w:rPr>
+        <w:t>Modify</w:t>
+      </w:r>
+      <w:proofErr w:type="spellEnd"/>
+      <w:r>
+        <w:rPr>
+          <w:b/>
+          <w:bCs/>
+        </w:rPr>
+        <w:t xml:space="preserve"> </w:t>
+      </w:r>
+      <w:proofErr w:type="spellStart"/>
+      <w:r>
+        <w:rPr>
+          <w:b/>
+          <w:bCs/>
+        </w:rPr>
+        <w:t>the</w:t>
+      </w:r>
+      <w:proofErr w:type="spellEnd"/>
+      <w:r>
+        <w:rPr>
+          <w:b/>
+          <w:bCs/>
+        </w:rPr>
+        <w:t xml:space="preserve"> </w:t>
+      </w:r>
+      <w:proofErr w:type="spellStart"/>
+      <w:r>
+        <w:rPr>
+          <w:b/>
+          <w:bCs/>
+        </w:rPr>
+        <w:t>view</w:t>
+      </w:r>
+      <w:proofErr w:type="spellEnd"/>
+      <w:r>
+        <w:rPr>
+          <w:b/>
+          <w:bCs/>
+        </w:rPr>
+        <w:t xml:space="preserve"> </w:t>
+      </w:r>
+      <w:proofErr w:type="spellStart"/>
+      <w:r>
+        <w:rPr>
+          <w:b/>
+          <w:bCs/>
+        </w:rPr>
+        <w:t>created</w:t>
+      </w:r>
+      <w:proofErr w:type="spellEnd"/>
+      <w:r>
+        <w:rPr>
+          <w:b/>
+          <w:bCs/>
+        </w:rPr>
+        <w:t xml:space="preserve"> </w:t>
+      </w:r>
+      <w:proofErr w:type="spellStart"/>
+      <w:r>
+        <w:rPr>
+          <w:b/>
+          <w:bCs/>
+        </w:rPr>
+        <w:t>in</w:t>
+      </w:r>
+      <w:proofErr w:type="spellEnd"/>
+      <w:r>
+        <w:rPr>
+          <w:b/>
+          <w:bCs/>
+        </w:rPr>
+        <w:t xml:space="preserve"> </w:t>
+      </w:r>
+      <w:proofErr w:type="spellStart"/>
+      <w:r>
+        <w:rPr>
+          <w:b/>
+          <w:bCs/>
+        </w:rPr>
+        <w:t>task</w:t>
+      </w:r>
+      <w:proofErr w:type="spellEnd"/>
+      <w:r>
+        <w:rPr>
+          <w:b/>
+          <w:bCs/>
+        </w:rPr>
+        <w:t xml:space="preserve"> 4 </w:t>
+      </w:r>
+      <w:proofErr w:type="spellStart"/>
+      <w:r>
+        <w:rPr>
+          <w:b/>
+          <w:bCs/>
+        </w:rPr>
+        <w:t>to</w:t>
+      </w:r>
+      <w:proofErr w:type="spellEnd"/>
+      <w:r>
+        <w:rPr>
+          <w:b/>
+          <w:bCs/>
+        </w:rPr>
+        <w:t xml:space="preserve"> </w:t>
+      </w:r>
+      <w:proofErr w:type="spellStart"/>
+      <w:r>
+        <w:rPr>
+          <w:b/>
+          <w:bCs/>
+        </w:rPr>
+        <w:t>show</w:t>
+      </w:r>
+      <w:proofErr w:type="spellEnd"/>
+      <w:r>
+        <w:rPr>
+          <w:b/>
+          <w:bCs/>
+        </w:rPr>
+        <w:t xml:space="preserve"> </w:t>
+      </w:r>
+      <w:proofErr w:type="spellStart"/>
+      <w:r>
+        <w:rPr>
+          <w:b/>
+          <w:bCs/>
+        </w:rPr>
+        <w:t>only</w:t>
+      </w:r>
+      <w:proofErr w:type="spellEnd"/>
+      <w:r>
+        <w:rPr>
+          <w:b/>
+          <w:bCs/>
+        </w:rPr>
+        <w:t xml:space="preserve"> </w:t>
+      </w:r>
+      <w:proofErr w:type="spellStart"/>
+      <w:r>
+        <w:rPr>
+          <w:b/>
+          <w:bCs/>
+        </w:rPr>
+        <w:t>flights</w:t>
+      </w:r>
+      <w:proofErr w:type="spellEnd"/>
+      <w:r>
+        <w:rPr>
+          <w:b/>
+          <w:bCs/>
+        </w:rPr>
+        <w:t xml:space="preserve"> </w:t>
+      </w:r>
+      <w:proofErr w:type="spellStart"/>
+      <w:r>
+        <w:rPr>
+          <w:b/>
+          <w:bCs/>
+        </w:rPr>
+        <w:t>departing</w:t>
+      </w:r>
+      <w:proofErr w:type="spellEnd"/>
+      <w:r>
+        <w:rPr>
+          <w:b/>
+          <w:bCs/>
+        </w:rPr>
+        <w:t xml:space="preserve"> </w:t>
+      </w:r>
+      <w:proofErr w:type="spellStart"/>
+      <w:r>
+        <w:rPr>
+          <w:b/>
+          <w:bCs/>
+        </w:rPr>
+        <w:t>within</w:t>
+      </w:r>
+      <w:proofErr w:type="spellEnd"/>
+      <w:r>
+        <w:rPr>
+          <w:b/>
+          <w:bCs/>
+        </w:rPr>
+        <w:t xml:space="preserve"> </w:t>
+      </w:r>
+      <w:proofErr w:type="spellStart"/>
+      <w:r>
+        <w:rPr>
+          <w:b/>
+          <w:bCs/>
+        </w:rPr>
+        <w:t>the</w:t>
+      </w:r>
+      <w:proofErr w:type="spellEnd"/>
+      <w:r>
+        <w:rPr>
+          <w:b/>
+          <w:bCs/>
+        </w:rPr>
+        <w:t xml:space="preserve"> </w:t>
+      </w:r>
+      <w:proofErr w:type="spellStart"/>
+      <w:r>
+        <w:rPr>
+          <w:b/>
+          <w:bCs/>
+        </w:rPr>
+        <w:t>next</w:t>
+      </w:r>
+      <w:proofErr w:type="spellEnd"/>
+      <w:r>
+        <w:rPr>
+          <w:b/>
+          <w:bCs/>
+        </w:rPr>
+        <w:t xml:space="preserve"> 7 </w:t>
+      </w:r>
+      <w:proofErr w:type="spellStart"/>
+      <w:r>
+        <w:rPr>
+          <w:b/>
+          <w:bCs/>
+        </w:rPr>
+        <w:t>days</w:t>
+      </w:r>
+      <w:proofErr w:type="spellEnd"/>
+      <w:r>
+        <w:rPr>
+          <w:b/>
+          <w:bCs/>
+        </w:rPr>
+        <w:t xml:space="preserve"> </w:t>
+      </w:r>
+      <w:proofErr w:type="spellStart"/>
+      <w:r>
+        <w:rPr>
+          <w:b/>
+          <w:bCs/>
+        </w:rPr>
+        <w:t>for</w:t>
+      </w:r>
+      <w:proofErr w:type="spellEnd"/>
+      <w:r>
+        <w:rPr>
+          <w:b/>
+          <w:bCs/>
+        </w:rPr>
+        <w:t xml:space="preserve"> a </w:t>
+      </w:r>
+      <w:proofErr w:type="spellStart"/>
+      <w:r>
+        <w:rPr>
+          <w:b/>
+          <w:bCs/>
+        </w:rPr>
+        <w:t>specific</w:t>
+      </w:r>
+      <w:proofErr w:type="spellEnd"/>
+      <w:r>
+        <w:rPr>
+          <w:b/>
+          <w:bCs/>
+        </w:rPr>
+        <w:t xml:space="preserve"> </w:t>
+      </w:r>
+      <w:proofErr w:type="spellStart"/>
+      <w:r>
+        <w:rPr>
+          <w:b/>
+          <w:bCs/>
+        </w:rPr>
+        <w:t>airline</w:t>
+      </w:r>
+      <w:proofErr w:type="spellEnd"/>
+      <w:r>
+        <w:rPr>
+          <w:b/>
+          <w:bCs/>
+        </w:rPr>
+        <w:t>.</w:t>
       </w:r>
     </w:p>
     <w:p>
@@ -318,6 +1474,7 @@
         <w:rPr>
           <w:b/>
           <w:bCs/>
+          <w:noProof/>
         </w:rPr>
         <w:drawing>
           <wp:inline distT="0" distB="0" distL="0" distR="0" wp14:anchorId="2A93927D" wp14:editId="49560FE9">
@@ -368,7 +1525,199 @@
           <w:b/>
           <w:bCs/>
         </w:rPr>
-        <w:t>6. Create a view to show flights that are delayed by more than 24 hours.</w:t>
+        <w:t xml:space="preserve">6. </w:t>
+      </w:r>
+      <w:proofErr w:type="spellStart"/>
+      <w:r>
+        <w:rPr>
+          <w:b/>
+          <w:bCs/>
+        </w:rPr>
+        <w:t>Create</w:t>
+      </w:r>
+      <w:proofErr w:type="spellEnd"/>
+      <w:r>
+        <w:rPr>
+          <w:b/>
+          <w:bCs/>
+        </w:rPr>
+        <w:t xml:space="preserve"> a </w:t>
+      </w:r>
+      <w:proofErr w:type="spellStart"/>
+      <w:r>
+        <w:rPr>
+          <w:b/>
+          <w:bCs/>
+        </w:rPr>
+        <w:t>view</w:t>
+      </w:r>
+      <w:proofErr w:type="spellEnd"/>
+      <w:r>
+        <w:rPr>
+          <w:b/>
+          <w:bCs/>
+        </w:rPr>
+        <w:t xml:space="preserve"> </w:t>
+      </w:r>
+      <w:proofErr w:type="spellStart"/>
+      <w:r>
+        <w:rPr>
+          <w:b/>
+          <w:bCs/>
+        </w:rPr>
+        <w:t>to</w:t>
+      </w:r>
+      <w:proofErr w:type="spellEnd"/>
+      <w:r>
+        <w:rPr>
+          <w:b/>
+          <w:bCs/>
+        </w:rPr>
+        <w:t xml:space="preserve"> </w:t>
+      </w:r>
+      <w:proofErr w:type="spellStart"/>
+      <w:r>
+        <w:rPr>
+          <w:b/>
+          <w:bCs/>
+        </w:rPr>
+        <w:t>show</w:t>
+      </w:r>
+      <w:proofErr w:type="spellEnd"/>
+      <w:r>
+        <w:rPr>
+          <w:b/>
+          <w:bCs/>
+        </w:rPr>
+        <w:t xml:space="preserve"> </w:t>
+      </w:r>
+      <w:proofErr w:type="spellStart"/>
+      <w:r>
+        <w:rPr>
+          <w:b/>
+          <w:bCs/>
+        </w:rPr>
+        <w:t>flights</w:t>
+      </w:r>
+      <w:proofErr w:type="spellEnd"/>
+      <w:r>
+        <w:rPr>
+          <w:b/>
+          <w:bCs/>
+        </w:rPr>
+        <w:t xml:space="preserve"> </w:t>
+      </w:r>
+      <w:proofErr w:type="spellStart"/>
+      <w:r>
+        <w:rPr>
+          <w:b/>
+          <w:bCs/>
+        </w:rPr>
+        <w:t>that</w:t>
+      </w:r>
+      <w:proofErr w:type="spellEnd"/>
+      <w:r>
+        <w:rPr>
+          <w:b/>
+          <w:bCs/>
+        </w:rPr>
+        <w:t xml:space="preserve"> </w:t>
+      </w:r>
+      <w:proofErr w:type="spellStart"/>
+      <w:r>
+        <w:rPr>
+          <w:b/>
+          <w:bCs/>
+        </w:rPr>
+        <w:t>are</w:t>
+      </w:r>
+      <w:proofErr w:type="spellEnd"/>
+      <w:r>
+        <w:rPr>
+          <w:b/>
+          <w:bCs/>
+        </w:rPr>
+        <w:t xml:space="preserve"> </w:t>
+      </w:r>
+      <w:proofErr w:type="spellStart"/>
+      <w:r>
+        <w:rPr>
+          <w:b/>
+          <w:bCs/>
+        </w:rPr>
+        <w:t>delayed</w:t>
+      </w:r>
+      <w:proofErr w:type="spellEnd"/>
+      <w:r>
+        <w:rPr>
+          <w:b/>
+          <w:bCs/>
+        </w:rPr>
+        <w:t xml:space="preserve"> </w:t>
+      </w:r>
+      <w:proofErr w:type="spellStart"/>
+      <w:r>
+        <w:rPr>
+          <w:b/>
+          <w:bCs/>
+        </w:rPr>
+        <w:t>by</w:t>
+      </w:r>
+      <w:proofErr w:type="spellEnd"/>
+      <w:r>
+        <w:rPr>
+          <w:b/>
+          <w:bCs/>
+        </w:rPr>
+        <w:t xml:space="preserve"> </w:t>
+      </w:r>
+      <w:proofErr w:type="spellStart"/>
+      <w:r>
+        <w:rPr>
+          <w:b/>
+          <w:bCs/>
+        </w:rPr>
+        <w:t>more</w:t>
+      </w:r>
+      <w:proofErr w:type="spellEnd"/>
+      <w:r>
+        <w:rPr>
+          <w:b/>
+          <w:bCs/>
+        </w:rPr>
+        <w:t xml:space="preserve"> </w:t>
+      </w:r>
+      <w:proofErr w:type="spellStart"/>
+      <w:r>
+        <w:rPr>
+          <w:b/>
+          <w:bCs/>
+        </w:rPr>
+        <w:t>than</w:t>
+      </w:r>
+      <w:proofErr w:type="spellEnd"/>
+      <w:r>
+        <w:rPr>
+          <w:b/>
+          <w:bCs/>
+        </w:rPr>
+        <w:t xml:space="preserve"> 24 </w:t>
+      </w:r>
+      <w:proofErr w:type="spellStart"/>
+      <w:r>
+        <w:rPr>
+          <w:b/>
+          <w:bCs/>
+        </w:rPr>
+        <w:t>hours</w:t>
+      </w:r>
+      <w:proofErr w:type="spellEnd"/>
+      <w:r>
+        <w:rPr>
+          <w:b/>
+          <w:bCs/>
+        </w:rPr>
+        <w:t>.</w:t>
       </w:r>
     </w:p>
     <w:p>
@@ -382,6 +1731,7 @@
         <w:rPr>
           <w:b/>
           <w:bCs/>
+          <w:noProof/>
         </w:rPr>
         <w:drawing>
           <wp:inline distT="0" distB="0" distL="0" distR="0" wp14:anchorId="35CF0364" wp14:editId="3B281CAE">
@@ -433,7 +1783,471 @@
           <w:bCs/>
         </w:rPr>
         <w:lastRenderedPageBreak/>
-        <w:t>7. Create a view in which you can display the full name and country of origin of passengers who made bookings on Leffler-Thompson platform. Then show the list of that passengers.</w:t>
+        <w:t xml:space="preserve">7. </w:t>
+      </w:r>
+      <w:proofErr w:type="spellStart"/>
+      <w:r>
+        <w:rPr>
+          <w:b/>
+          <w:bCs/>
+        </w:rPr>
+        <w:t>Create</w:t>
+      </w:r>
+      <w:proofErr w:type="spellEnd"/>
+      <w:r>
+        <w:rPr>
+          <w:b/>
+          <w:bCs/>
+        </w:rPr>
+        <w:t xml:space="preserve"> a </w:t>
+      </w:r>
+      <w:proofErr w:type="spellStart"/>
+      <w:r>
+        <w:rPr>
+          <w:b/>
+          <w:bCs/>
+        </w:rPr>
+        <w:t>view</w:t>
+      </w:r>
+      <w:proofErr w:type="spellEnd"/>
+      <w:r>
+        <w:rPr>
+          <w:b/>
+          <w:bCs/>
+        </w:rPr>
+        <w:t xml:space="preserve"> </w:t>
+      </w:r>
+      <w:proofErr w:type="spellStart"/>
+      <w:r>
+        <w:rPr>
+          <w:b/>
+          <w:bCs/>
+        </w:rPr>
+        <w:t>in</w:t>
+      </w:r>
+      <w:proofErr w:type="spellEnd"/>
+      <w:r>
+        <w:rPr>
+          <w:b/>
+          <w:bCs/>
+        </w:rPr>
+        <w:t xml:space="preserve"> </w:t>
+      </w:r>
+      <w:proofErr w:type="spellStart"/>
+      <w:r>
+        <w:rPr>
+          <w:b/>
+          <w:bCs/>
+        </w:rPr>
+        <w:t>which</w:t>
+      </w:r>
+      <w:proofErr w:type="spellEnd"/>
+      <w:r>
+        <w:rPr>
+          <w:b/>
+          <w:bCs/>
+        </w:rPr>
+        <w:t xml:space="preserve"> </w:t>
+      </w:r>
+      <w:proofErr w:type="spellStart"/>
+      <w:r>
+        <w:rPr>
+          <w:b/>
+          <w:bCs/>
+        </w:rPr>
+        <w:t>you</w:t>
+      </w:r>
+      <w:proofErr w:type="spellEnd"/>
+      <w:r>
+        <w:rPr>
+          <w:b/>
+          <w:bCs/>
+        </w:rPr>
+        <w:t xml:space="preserve"> </w:t>
+      </w:r>
+      <w:proofErr w:type="spellStart"/>
+      <w:r>
+        <w:rPr>
+          <w:b/>
+          <w:bCs/>
+        </w:rPr>
+        <w:t>can</w:t>
+      </w:r>
+      <w:proofErr w:type="spellEnd"/>
+      <w:r>
+        <w:rPr>
+          <w:b/>
+          <w:bCs/>
+        </w:rPr>
+        <w:t xml:space="preserve"> </w:t>
+      </w:r>
+      <w:proofErr w:type="spellStart"/>
+      <w:r>
+        <w:rPr>
+          <w:b/>
+          <w:bCs/>
+        </w:rPr>
+        <w:t>display</w:t>
+      </w:r>
+      <w:proofErr w:type="spellEnd"/>
+      <w:r>
+        <w:rPr>
+          <w:b/>
+          <w:bCs/>
+        </w:rPr>
+        <w:t xml:space="preserve"> </w:t>
+      </w:r>
+      <w:proofErr w:type="spellStart"/>
+      <w:r>
+        <w:rPr>
+          <w:b/>
+          <w:bCs/>
+        </w:rPr>
+        <w:t>the</w:t>
+      </w:r>
+      <w:proofErr w:type="spellEnd"/>
+      <w:r>
+        <w:rPr>
+          <w:b/>
+          <w:bCs/>
+        </w:rPr>
+        <w:t xml:space="preserve"> </w:t>
+      </w:r>
+      <w:proofErr w:type="spellStart"/>
+      <w:r>
+        <w:rPr>
+          <w:b/>
+          <w:bCs/>
+        </w:rPr>
+        <w:t>full</w:t>
+      </w:r>
+      <w:proofErr w:type="spellEnd"/>
+      <w:r>
+        <w:rPr>
+          <w:b/>
+          <w:bCs/>
+        </w:rPr>
+        <w:t xml:space="preserve"> </w:t>
+      </w:r>
+      <w:proofErr w:type="spellStart"/>
+      <w:r>
+        <w:rPr>
+          <w:b/>
+          <w:bCs/>
+        </w:rPr>
+        <w:t>name</w:t>
+      </w:r>
+      <w:proofErr w:type="spellEnd"/>
+      <w:r>
+        <w:rPr>
+          <w:b/>
+          <w:bCs/>
+        </w:rPr>
+        <w:t xml:space="preserve"> </w:t>
+      </w:r>
+      <w:proofErr w:type="spellStart"/>
+      <w:r>
+        <w:rPr>
+          <w:b/>
+          <w:bCs/>
+        </w:rPr>
+        <w:t>and</w:t>
+      </w:r>
+      <w:proofErr w:type="spellEnd"/>
+      <w:r>
+        <w:rPr>
+          <w:b/>
+          <w:bCs/>
+        </w:rPr>
+        <w:t xml:space="preserve"> </w:t>
+      </w:r>
+      <w:proofErr w:type="spellStart"/>
+      <w:r>
+        <w:rPr>
+          <w:b/>
+          <w:bCs/>
+        </w:rPr>
+        <w:t>country</w:t>
+      </w:r>
+      <w:proofErr w:type="spellEnd"/>
+      <w:r>
+        <w:rPr>
+          <w:b/>
+          <w:bCs/>
+        </w:rPr>
+        <w:t xml:space="preserve"> </w:t>
+      </w:r>
+      <w:proofErr w:type="spellStart"/>
+      <w:r>
+        <w:rPr>
+          <w:b/>
+          <w:bCs/>
+        </w:rPr>
+        <w:t>of</w:t>
+      </w:r>
+      <w:proofErr w:type="spellEnd"/>
+      <w:r>
+        <w:rPr>
+          <w:b/>
+          <w:bCs/>
+        </w:rPr>
+        <w:t xml:space="preserve"> </w:t>
+      </w:r>
+      <w:proofErr w:type="spellStart"/>
+      <w:r>
+        <w:rPr>
+          <w:b/>
+          <w:bCs/>
+        </w:rPr>
+        <w:t>origin</w:t>
+      </w:r>
+      <w:proofErr w:type="spellEnd"/>
+      <w:r>
+        <w:rPr>
+          <w:b/>
+          <w:bCs/>
+        </w:rPr>
+        <w:t xml:space="preserve"> </w:t>
+      </w:r>
+      <w:proofErr w:type="spellStart"/>
+      <w:r>
+        <w:rPr>
+          <w:b/>
+          <w:bCs/>
+        </w:rPr>
+        <w:t>of</w:t>
+      </w:r>
+      <w:proofErr w:type="spellEnd"/>
+      <w:r>
+        <w:rPr>
+          <w:b/>
+          <w:bCs/>
+        </w:rPr>
+        <w:t xml:space="preserve"> </w:t>
+      </w:r>
+      <w:proofErr w:type="spellStart"/>
+      <w:r>
+        <w:rPr>
+          <w:b/>
+          <w:bCs/>
+        </w:rPr>
+        <w:t>passengers</w:t>
+      </w:r>
+      <w:proofErr w:type="spellEnd"/>
+      <w:r>
+        <w:rPr>
+          <w:b/>
+          <w:bCs/>
+        </w:rPr>
+        <w:t xml:space="preserve"> </w:t>
+      </w:r>
+      <w:proofErr w:type="spellStart"/>
+      <w:r>
+        <w:rPr>
+          <w:b/>
+          <w:bCs/>
+        </w:rPr>
+        <w:t>who</w:t>
+      </w:r>
+      <w:proofErr w:type="spellEnd"/>
+      <w:r>
+        <w:rPr>
+          <w:b/>
+          <w:bCs/>
+        </w:rPr>
+        <w:t xml:space="preserve"> </w:t>
+      </w:r>
+      <w:proofErr w:type="spellStart"/>
+      <w:r>
+        <w:rPr>
+          <w:b/>
+          <w:bCs/>
+        </w:rPr>
+        <w:t>made</w:t>
+      </w:r>
+      <w:proofErr w:type="spellEnd"/>
+      <w:r>
+        <w:rPr>
+          <w:b/>
+          <w:bCs/>
+        </w:rPr>
+        <w:t xml:space="preserve"> </w:t>
+      </w:r>
+      <w:proofErr w:type="spellStart"/>
+      <w:r>
+        <w:rPr>
+          <w:b/>
+          <w:bCs/>
+        </w:rPr>
+        <w:t>bookings</w:t>
+      </w:r>
+      <w:proofErr w:type="spellEnd"/>
+      <w:r>
+        <w:rPr>
+          <w:b/>
+          <w:bCs/>
+        </w:rPr>
+        <w:t xml:space="preserve"> </w:t>
+      </w:r>
+      <w:proofErr w:type="spellStart"/>
+      <w:r>
+        <w:rPr>
+          <w:b/>
+          <w:bCs/>
+        </w:rPr>
+        <w:t>on</w:t>
+      </w:r>
+      <w:proofErr w:type="spellEnd"/>
+      <w:r>
+        <w:rPr>
+          <w:b/>
+          <w:bCs/>
+        </w:rPr>
+        <w:t xml:space="preserve"> </w:t>
+      </w:r>
+      <w:proofErr w:type="spellStart"/>
+      <w:r>
+        <w:rPr>
+          <w:b/>
+          <w:bCs/>
+        </w:rPr>
+        <w:t>Leffler-Thompson</w:t>
+      </w:r>
+      <w:proofErr w:type="spellEnd"/>
+      <w:r>
+        <w:rPr>
+          <w:b/>
+          <w:bCs/>
+        </w:rPr>
+        <w:t xml:space="preserve"> </w:t>
+      </w:r>
+      <w:proofErr w:type="spellStart"/>
+      <w:r>
+        <w:rPr>
+          <w:b/>
+          <w:bCs/>
+        </w:rPr>
+        <w:t>platform</w:t>
+      </w:r>
+      <w:proofErr w:type="spellEnd"/>
+      <w:r>
+        <w:rPr>
+          <w:b/>
+          <w:bCs/>
+        </w:rPr>
+        <w:t xml:space="preserve">. </w:t>
+      </w:r>
+      <w:proofErr w:type="spellStart"/>
+      <w:r>
+        <w:rPr>
+          <w:b/>
+          <w:bCs/>
+        </w:rPr>
+        <w:t>Then</w:t>
+      </w:r>
+      <w:proofErr w:type="spellEnd"/>
+      <w:r>
+        <w:rPr>
+          <w:b/>
+          <w:bCs/>
+        </w:rPr>
+        <w:t xml:space="preserve"> </w:t>
+      </w:r>
+      <w:proofErr w:type="spellStart"/>
+      <w:r>
+        <w:rPr>
+          <w:b/>
+          <w:bCs/>
+        </w:rPr>
+        <w:t>show</w:t>
+      </w:r>
+      <w:proofErr w:type="spellEnd"/>
+      <w:r>
+        <w:rPr>
+          <w:b/>
+          <w:bCs/>
+        </w:rPr>
+        <w:t xml:space="preserve"> </w:t>
+      </w:r>
+      <w:proofErr w:type="spellStart"/>
+      <w:r>
+        <w:rPr>
+          <w:b/>
+          <w:bCs/>
+        </w:rPr>
+        <w:t>the</w:t>
+      </w:r>
+      <w:proofErr w:type="spellEnd"/>
+      <w:r>
+        <w:rPr>
+          <w:b/>
+          <w:bCs/>
+        </w:rPr>
+        <w:t xml:space="preserve"> </w:t>
+      </w:r>
+      <w:proofErr w:type="spellStart"/>
+      <w:r>
+        <w:rPr>
+          <w:b/>
+          <w:bCs/>
+        </w:rPr>
+        <w:t>list</w:t>
+      </w:r>
+      <w:proofErr w:type="spellEnd"/>
+      <w:r>
+        <w:rPr>
+          <w:b/>
+          <w:bCs/>
+        </w:rPr>
+        <w:t xml:space="preserve"> </w:t>
+      </w:r>
+      <w:proofErr w:type="spellStart"/>
+      <w:r>
+        <w:rPr>
+          <w:b/>
+          <w:bCs/>
+        </w:rPr>
+        <w:t>of</w:t>
+      </w:r>
+      <w:proofErr w:type="spellEnd"/>
+      <w:r>
+        <w:rPr>
+          <w:b/>
+          <w:bCs/>
+        </w:rPr>
+        <w:t xml:space="preserve"> </w:t>
+      </w:r>
+      <w:proofErr w:type="spellStart"/>
+      <w:r>
+        <w:rPr>
+          <w:b/>
+          <w:bCs/>
+        </w:rPr>
+        <w:t>that</w:t>
+      </w:r>
+      <w:proofErr w:type="spellEnd"/>
+      <w:r>
+        <w:rPr>
+          <w:b/>
+          <w:bCs/>
+        </w:rPr>
+        <w:t xml:space="preserve"> </w:t>
+      </w:r>
+      <w:proofErr w:type="spellStart"/>
+      <w:r>
+        <w:rPr>
+          <w:b/>
+          <w:bCs/>
+        </w:rPr>
+        <w:t>passengers</w:t>
+      </w:r>
+      <w:proofErr w:type="spellEnd"/>
+      <w:r>
+        <w:rPr>
+          <w:b/>
+          <w:bCs/>
+        </w:rPr>
+        <w:t>.</w:t>
       </w:r>
     </w:p>
     <w:p>
@@ -447,10 +2261,11 @@
         <w:rPr>
           <w:b/>
           <w:bCs/>
+          <w:noProof/>
         </w:rPr>
         <w:drawing>
-          <wp:inline distT="0" distB="0" distL="0" distR="0" wp14:anchorId="73BADA14" wp14:editId="2F494AA0">
-            <wp:extent cx="4713514" cy="2650249"/>
+          <wp:inline distT="0" distB="0" distL="0" distR="0" wp14:anchorId="73BADA14" wp14:editId="5147D201">
+            <wp:extent cx="4251960" cy="2390733"/>
             <wp:effectExtent l="0" t="0" r="0" b="0"/>
             <wp:docPr id="484082347" name="Рисунок 1"/>
             <wp:cNvGraphicFramePr>
@@ -472,7 +2287,7 @@
                   <pic:spPr>
                     <a:xfrm>
                       <a:off x="0" y="0"/>
-                      <a:ext cx="4725880" cy="2657202"/>
+                      <a:ext cx="4284216" cy="2408869"/>
                     </a:xfrm>
                     <a:prstGeom prst="rect">
                       <a:avLst/>
@@ -497,7 +2312,135 @@
           <w:b/>
           <w:bCs/>
         </w:rPr>
-        <w:t>8. Create a view that shows top 10 most visited countries.</w:t>
+        <w:t xml:space="preserve">8. </w:t>
+      </w:r>
+      <w:proofErr w:type="spellStart"/>
+      <w:r>
+        <w:rPr>
+          <w:b/>
+          <w:bCs/>
+        </w:rPr>
+        <w:t>Create</w:t>
+      </w:r>
+      <w:proofErr w:type="spellEnd"/>
+      <w:r>
+        <w:rPr>
+          <w:b/>
+          <w:bCs/>
+        </w:rPr>
+        <w:t xml:space="preserve"> a </w:t>
+      </w:r>
+      <w:proofErr w:type="spellStart"/>
+      <w:r>
+        <w:rPr>
+          <w:b/>
+          <w:bCs/>
+        </w:rPr>
+        <w:t>view</w:t>
+      </w:r>
+      <w:proofErr w:type="spellEnd"/>
+      <w:r>
+        <w:rPr>
+          <w:b/>
+          <w:bCs/>
+        </w:rPr>
+        <w:t xml:space="preserve"> </w:t>
+      </w:r>
+      <w:proofErr w:type="spellStart"/>
+      <w:r>
+        <w:rPr>
+          <w:b/>
+          <w:bCs/>
+        </w:rPr>
+        <w:t>that</w:t>
+      </w:r>
+      <w:proofErr w:type="spellEnd"/>
+      <w:r>
+        <w:rPr>
+          <w:b/>
+          <w:bCs/>
+        </w:rPr>
+        <w:t xml:space="preserve"> </w:t>
+      </w:r>
+      <w:proofErr w:type="spellStart"/>
+      <w:r>
+        <w:rPr>
+          <w:b/>
+          <w:bCs/>
+        </w:rPr>
+        <w:t>shows</w:t>
+      </w:r>
+      <w:proofErr w:type="spellEnd"/>
+      <w:r>
+        <w:rPr>
+          <w:b/>
+          <w:bCs/>
+        </w:rPr>
+        <w:t xml:space="preserve"> </w:t>
+      </w:r>
+      <w:proofErr w:type="spellStart"/>
+      <w:r>
+        <w:rPr>
+          <w:b/>
+          <w:bCs/>
+        </w:rPr>
+        <w:t>top</w:t>
+      </w:r>
+      <w:proofErr w:type="spellEnd"/>
+      <w:r>
+        <w:rPr>
+          <w:b/>
+          <w:bCs/>
+        </w:rPr>
+        <w:t xml:space="preserve"> 10 </w:t>
+      </w:r>
+      <w:proofErr w:type="spellStart"/>
+      <w:r>
+        <w:rPr>
+          <w:b/>
+          <w:bCs/>
+        </w:rPr>
+        <w:t>most</w:t>
+      </w:r>
+      <w:proofErr w:type="spellEnd"/>
+      <w:r>
+        <w:rPr>
+          <w:b/>
+          <w:bCs/>
+        </w:rPr>
+        <w:t xml:space="preserve"> </w:t>
+      </w:r>
+      <w:proofErr w:type="spellStart"/>
+      <w:r>
+        <w:rPr>
+          <w:b/>
+          <w:bCs/>
+        </w:rPr>
+        <w:t>visited</w:t>
+      </w:r>
+      <w:proofErr w:type="spellEnd"/>
+      <w:r>
+        <w:rPr>
+          <w:b/>
+          <w:bCs/>
+        </w:rPr>
+        <w:t xml:space="preserve"> </w:t>
+      </w:r>
+      <w:proofErr w:type="spellStart"/>
+      <w:r>
+        <w:rPr>
+          <w:b/>
+          <w:bCs/>
+        </w:rPr>
+        <w:t>countries</w:t>
+      </w:r>
+      <w:proofErr w:type="spellEnd"/>
+      <w:r>
+        <w:rPr>
+          <w:b/>
+          <w:bCs/>
+        </w:rPr>
+        <w:t>.</w:t>
       </w:r>
     </w:p>
     <w:p>
@@ -511,11 +2454,12 @@
         <w:rPr>
           <w:b/>
           <w:bCs/>
+          <w:noProof/>
         </w:rPr>
         <w:drawing>
-          <wp:inline distT="0" distB="0" distL="0" distR="0" wp14:anchorId="4E4FD850" wp14:editId="79A1528E">
-            <wp:extent cx="4767943" cy="2680853"/>
-            <wp:effectExtent l="0" t="0" r="0" b="5715"/>
+          <wp:inline distT="0" distB="0" distL="0" distR="0" wp14:anchorId="4E4FD850" wp14:editId="18813351">
+            <wp:extent cx="4198620" cy="2360741"/>
+            <wp:effectExtent l="0" t="0" r="0" b="1905"/>
             <wp:docPr id="551656009" name="Рисунок 1" descr="Изображение выглядит как текст, снимок экрана, программное обеспечение, компьютер&#10;&#10;Содержимое, созданное искусственным интеллектом, может быть неверным."/>
             <wp:cNvGraphicFramePr>
               <a:graphicFrameLocks xmlns:a="http://schemas.openxmlformats.org/drawingml/2006/main" noChangeAspect="1"/>
@@ -536,7 +2480,7 @@
                   <pic:spPr>
                     <a:xfrm>
                       <a:off x="0" y="0"/>
-                      <a:ext cx="4776667" cy="2685758"/>
+                      <a:ext cx="4220861" cy="2373246"/>
                     </a:xfrm>
                     <a:prstGeom prst="rect">
                       <a:avLst/>
@@ -561,7 +2505,231 @@
           <w:b/>
           <w:bCs/>
         </w:rPr>
-        <w:t>9. Update any of the created views by adding new information in the view table. Show results.</w:t>
+        <w:t xml:space="preserve">9. Update </w:t>
+      </w:r>
+      <w:proofErr w:type="spellStart"/>
+      <w:r>
+        <w:rPr>
+          <w:b/>
+          <w:bCs/>
+        </w:rPr>
+        <w:t>any</w:t>
+      </w:r>
+      <w:proofErr w:type="spellEnd"/>
+      <w:r>
+        <w:rPr>
+          <w:b/>
+          <w:bCs/>
+        </w:rPr>
+        <w:t xml:space="preserve"> </w:t>
+      </w:r>
+      <w:proofErr w:type="spellStart"/>
+      <w:r>
+        <w:rPr>
+          <w:b/>
+          <w:bCs/>
+        </w:rPr>
+        <w:t>of</w:t>
+      </w:r>
+      <w:proofErr w:type="spellEnd"/>
+      <w:r>
+        <w:rPr>
+          <w:b/>
+          <w:bCs/>
+        </w:rPr>
+        <w:t xml:space="preserve"> </w:t>
+      </w:r>
+      <w:proofErr w:type="spellStart"/>
+      <w:r>
+        <w:rPr>
+          <w:b/>
+          <w:bCs/>
+        </w:rPr>
+        <w:t>the</w:t>
+      </w:r>
+      <w:proofErr w:type="spellEnd"/>
+      <w:r>
+        <w:rPr>
+          <w:b/>
+          <w:bCs/>
+        </w:rPr>
+        <w:t xml:space="preserve"> </w:t>
+      </w:r>
+      <w:proofErr w:type="spellStart"/>
+      <w:r>
+        <w:rPr>
+          <w:b/>
+          <w:bCs/>
+        </w:rPr>
+        <w:t>created</w:t>
+      </w:r>
+      <w:proofErr w:type="spellEnd"/>
+      <w:r>
+        <w:rPr>
+          <w:b/>
+          <w:bCs/>
+        </w:rPr>
+        <w:t xml:space="preserve"> </w:t>
+      </w:r>
+      <w:proofErr w:type="spellStart"/>
+      <w:r>
+        <w:rPr>
+          <w:b/>
+          <w:bCs/>
+        </w:rPr>
+        <w:t>views</w:t>
+      </w:r>
+      <w:proofErr w:type="spellEnd"/>
+      <w:r>
+        <w:rPr>
+          <w:b/>
+          <w:bCs/>
+        </w:rPr>
+        <w:t xml:space="preserve"> </w:t>
+      </w:r>
+      <w:proofErr w:type="spellStart"/>
+      <w:r>
+        <w:rPr>
+          <w:b/>
+          <w:bCs/>
+        </w:rPr>
+        <w:t>by</w:t>
+      </w:r>
+      <w:proofErr w:type="spellEnd"/>
+      <w:r>
+        <w:rPr>
+          <w:b/>
+          <w:bCs/>
+        </w:rPr>
+        <w:t xml:space="preserve"> </w:t>
+      </w:r>
+      <w:proofErr w:type="spellStart"/>
+      <w:r>
+        <w:rPr>
+          <w:b/>
+          <w:bCs/>
+        </w:rPr>
+        <w:t>adding</w:t>
+      </w:r>
+      <w:proofErr w:type="spellEnd"/>
+      <w:r>
+        <w:rPr>
+          <w:b/>
+          <w:bCs/>
+        </w:rPr>
+        <w:t xml:space="preserve"> </w:t>
+      </w:r>
+      <w:proofErr w:type="spellStart"/>
+      <w:r>
+        <w:rPr>
+          <w:b/>
+          <w:bCs/>
+        </w:rPr>
+        <w:t>new</w:t>
+      </w:r>
+      <w:proofErr w:type="spellEnd"/>
+      <w:r>
+        <w:rPr>
+          <w:b/>
+          <w:bCs/>
+        </w:rPr>
+        <w:t xml:space="preserve"> </w:t>
+      </w:r>
+      <w:proofErr w:type="spellStart"/>
+      <w:r>
+        <w:rPr>
+          <w:b/>
+          <w:bCs/>
+        </w:rPr>
+        <w:t>information</w:t>
+      </w:r>
+      <w:proofErr w:type="spellEnd"/>
+      <w:r>
+        <w:rPr>
+          <w:b/>
+          <w:bCs/>
+        </w:rPr>
+        <w:t xml:space="preserve"> </w:t>
+      </w:r>
+      <w:proofErr w:type="spellStart"/>
+      <w:r>
+        <w:rPr>
+          <w:b/>
+          <w:bCs/>
+        </w:rPr>
+        <w:t>in</w:t>
+      </w:r>
+      <w:proofErr w:type="spellEnd"/>
+      <w:r>
+        <w:rPr>
+          <w:b/>
+          <w:bCs/>
+        </w:rPr>
+        <w:t xml:space="preserve"> </w:t>
+      </w:r>
+      <w:proofErr w:type="spellStart"/>
+      <w:r>
+        <w:rPr>
+          <w:b/>
+          <w:bCs/>
+        </w:rPr>
+        <w:t>the</w:t>
+      </w:r>
+      <w:proofErr w:type="spellEnd"/>
+      <w:r>
+        <w:rPr>
+          <w:b/>
+          <w:bCs/>
+        </w:rPr>
+        <w:t xml:space="preserve"> </w:t>
+      </w:r>
+      <w:proofErr w:type="spellStart"/>
+      <w:r>
+        <w:rPr>
+          <w:b/>
+          <w:bCs/>
+        </w:rPr>
+        <w:t>view</w:t>
+      </w:r>
+      <w:proofErr w:type="spellEnd"/>
+      <w:r>
+        <w:rPr>
+          <w:b/>
+          <w:bCs/>
+        </w:rPr>
+        <w:t xml:space="preserve"> </w:t>
+      </w:r>
+      <w:proofErr w:type="spellStart"/>
+      <w:r>
+        <w:rPr>
+          <w:b/>
+          <w:bCs/>
+        </w:rPr>
+        <w:t>table</w:t>
+      </w:r>
+      <w:proofErr w:type="spellEnd"/>
+      <w:r>
+        <w:rPr>
+          <w:b/>
+          <w:bCs/>
+        </w:rPr>
+        <w:t xml:space="preserve">. Show </w:t>
+      </w:r>
+      <w:proofErr w:type="spellStart"/>
+      <w:r>
+        <w:rPr>
+          <w:b/>
+          <w:bCs/>
+        </w:rPr>
+        <w:t>results</w:t>
+      </w:r>
+      <w:proofErr w:type="spellEnd"/>
+      <w:r>
+        <w:rPr>
+          <w:b/>
+          <w:bCs/>
+        </w:rPr>
+        <w:t>.</w:t>
       </w:r>
     </w:p>
     <w:p>
@@ -575,12 +2743,12 @@
         <w:rPr>
           <w:b/>
           <w:bCs/>
-        </w:rPr>
-        <w:lastRenderedPageBreak/>
+          <w:noProof/>
+        </w:rPr>
         <w:drawing>
-          <wp:inline distT="0" distB="0" distL="0" distR="0" wp14:anchorId="4B473F4C" wp14:editId="41466B6E">
-            <wp:extent cx="4604657" cy="2589043"/>
-            <wp:effectExtent l="0" t="0" r="5715" b="1905"/>
+          <wp:inline distT="0" distB="0" distL="0" distR="0" wp14:anchorId="4B473F4C" wp14:editId="2756ED59">
+            <wp:extent cx="4512920" cy="2537460"/>
+            <wp:effectExtent l="0" t="0" r="2540" b="0"/>
             <wp:docPr id="1512215848" name="Рисунок 1"/>
             <wp:cNvGraphicFramePr>
               <a:graphicFrameLocks xmlns:a="http://schemas.openxmlformats.org/drawingml/2006/main" noChangeAspect="1"/>
@@ -601,7 +2769,7 @@
                   <pic:spPr>
                     <a:xfrm>
                       <a:off x="0" y="0"/>
-                      <a:ext cx="4627764" cy="2602035"/>
+                      <a:ext cx="4565041" cy="2566766"/>
                     </a:xfrm>
                     <a:prstGeom prst="rect">
                       <a:avLst/>
@@ -613,11 +2781,21 @@
           </wp:inline>
         </w:drawing>
       </w:r>
-      <w:r>
-        <w:rPr>
-          <w:b/>
-          <w:bCs/>
-        </w:rPr>
+    </w:p>
+    <w:p>
+      <w:pPr>
+        <w:rPr>
+          <w:b/>
+          <w:bCs/>
+        </w:rPr>
+      </w:pPr>
+      <w:r>
+        <w:rPr>
+          <w:b/>
+          <w:bCs/>
+          <w:noProof/>
+        </w:rPr>
+        <w:lastRenderedPageBreak/>
         <w:drawing>
           <wp:inline distT="0" distB="0" distL="0" distR="0" wp14:anchorId="03270DA6" wp14:editId="6607F3D9">
             <wp:extent cx="4615543" cy="2595164"/>
@@ -658,6 +2836,7 @@
         <w:rPr>
           <w:b/>
           <w:bCs/>
+          <w:noProof/>
         </w:rPr>
         <w:drawing>
           <wp:inline distT="0" distB="0" distL="0" distR="0" wp14:anchorId="6D2DF640" wp14:editId="6372EBCE">
@@ -708,17 +2887,83 @@
           <w:b/>
           <w:bCs/>
         </w:rPr>
-        <w:t>10. Drop all existing views.</w:t>
+        <w:t xml:space="preserve">10. </w:t>
+      </w:r>
+      <w:proofErr w:type="spellStart"/>
+      <w:r>
+        <w:rPr>
+          <w:b/>
+          <w:bCs/>
+        </w:rPr>
+        <w:t>Drop</w:t>
+      </w:r>
+      <w:proofErr w:type="spellEnd"/>
+      <w:r>
+        <w:rPr>
+          <w:b/>
+          <w:bCs/>
+        </w:rPr>
+        <w:t xml:space="preserve"> </w:t>
+      </w:r>
+      <w:proofErr w:type="spellStart"/>
+      <w:r>
+        <w:rPr>
+          <w:b/>
+          <w:bCs/>
+        </w:rPr>
+        <w:t>all</w:t>
+      </w:r>
+      <w:proofErr w:type="spellEnd"/>
+      <w:r>
+        <w:rPr>
+          <w:b/>
+          <w:bCs/>
+        </w:rPr>
+        <w:t xml:space="preserve"> </w:t>
+      </w:r>
+      <w:proofErr w:type="spellStart"/>
+      <w:r>
+        <w:rPr>
+          <w:b/>
+          <w:bCs/>
+        </w:rPr>
+        <w:t>existing</w:t>
+      </w:r>
+      <w:proofErr w:type="spellEnd"/>
+      <w:r>
+        <w:rPr>
+          <w:b/>
+          <w:bCs/>
+        </w:rPr>
+        <w:t xml:space="preserve"> </w:t>
+      </w:r>
+      <w:proofErr w:type="spellStart"/>
+      <w:r>
+        <w:rPr>
+          <w:b/>
+          <w:bCs/>
+        </w:rPr>
+        <w:t>views</w:t>
+      </w:r>
+      <w:proofErr w:type="spellEnd"/>
+      <w:r>
+        <w:rPr>
+          <w:b/>
+          <w:bCs/>
+        </w:rPr>
+        <w:t>.</w:t>
       </w:r>
     </w:p>
     <w:p>
       <w:r>
-        <w:lastRenderedPageBreak/>
+        <w:rPr>
+          <w:noProof/>
+        </w:rPr>
         <w:drawing>
-          <wp:inline distT="0" distB="0" distL="0" distR="0" wp14:anchorId="22D296EA" wp14:editId="158590CE">
-            <wp:extent cx="4953000" cy="2782257"/>
-            <wp:effectExtent l="0" t="0" r="0" b="0"/>
-            <wp:docPr id="1885952665" name="Рисунок 1" descr="Изображение выглядит как текст, снимок экрана, программное обеспечение, Значок на компьютере&#10;&#10;Содержимое, созданное искусственным интеллектом, может быть неверным."/>
+          <wp:inline distT="0" distB="0" distL="0" distR="0" wp14:anchorId="753F7AE3" wp14:editId="5BF4D495">
+            <wp:extent cx="5940425" cy="3340100"/>
+            <wp:effectExtent l="0" t="0" r="3175" b="0"/>
+            <wp:docPr id="1981289388" name="Рисунок 1"/>
             <wp:cNvGraphicFramePr>
               <a:graphicFrameLocks xmlns:a="http://schemas.openxmlformats.org/drawingml/2006/main" noChangeAspect="1"/>
             </wp:cNvGraphicFramePr>
@@ -726,7 +2971,7 @@
               <a:graphicData uri="http://schemas.openxmlformats.org/drawingml/2006/picture">
                 <pic:pic xmlns:pic="http://schemas.openxmlformats.org/drawingml/2006/picture">
                   <pic:nvPicPr>
-                    <pic:cNvPr id="1885952665" name="Рисунок 1" descr="Изображение выглядит как текст, снимок экрана, программное обеспечение, Значок на компьютере&#10;&#10;Содержимое, созданное искусственным интеллектом, может быть неверным."/>
+                    <pic:cNvPr id="1981289388" name=""/>
                     <pic:cNvPicPr/>
                   </pic:nvPicPr>
                   <pic:blipFill>
@@ -738,7 +2983,7 @@
                   <pic:spPr>
                     <a:xfrm>
                       <a:off x="0" y="0"/>
-                      <a:ext cx="4958288" cy="2785227"/>
+                      <a:ext cx="5940425" cy="3340100"/>
                     </a:xfrm>
                     <a:prstGeom prst="rect">
                       <a:avLst/>
